--- a/Guia_02_Tecnologias_y_decisiones.docx
+++ b/Guia_02_Tecnologias_y_decisiones.docx
@@ -1560,7 +1560,7 @@
           <w:color w:val="1F2937"/>
           <w:sz w:val="22"/>
         </w:rPr>
-        <w:t>Los hiperparámetros se concentran en HiperparametrosModelo. El cliente los envía con los CSV y el backend entrena desde cero, registra procedencia, guarda atómicamente e invalida la versión cacheada. El desafío bilingüe de 40 casos se creó tras congelar modelos; es regresión controlada, no producción.</w:t>
+        <w:t>Los hiperparámetros se concentran en HiperparametrosModelo. El cliente los envía con los CSV y el backend entrena desde cero, registra procedencia, guarda atómicamente e invalida la versión cacheada. Cuarenta casos controlados calibran la fusión y 16 EML distintos, con cabeceras y MIME completos, quedan reservados para la evaluación final; ambos conjuntos son sintéticos y no estiman producción.</w:t>
       </w:r>
     </w:p>
     <w:p>
@@ -1584,7 +1584,7 @@
           <w:color w:val="1F2937"/>
           <w:sz w:val="22"/>
         </w:rPr>
-        <w:t>La validación automatizada reúne 72 pruebas Python y 2 pruebas con Chromium. GitHub Actions instala versiones fijadas, ejecuta Ruff, regenera la evaluación y comprueba el intercambio real web-backend. OAuth real usa una lista E2E separada porque sus credenciales no pueden entrar en CI.</w:t>
+        <w:t>La validación automatizada reúne 81 pruebas Python y 2 pruebas con Chromium. Incluye idioma determinista y el recorrido local Gmail EML -&gt; JSON -&gt; HTTP -&gt; backend -&gt; Telegram. GitHub Actions instala versiones fijadas, ejecuta Ruff, verifica calibración, regenera la evaluación y comprueba web-backend. OAuth real usa una lista E2E separada porque sus credenciales no pueden entrar en CI.</w:t>
       </w:r>
     </w:p>
     <w:p>

--- a/Guia_02_Tecnologias_y_decisiones.docx
+++ b/Guia_02_Tecnologias_y_decisiones.docx
@@ -1560,7 +1560,7 @@
           <w:color w:val="1F2937"/>
           <w:sz w:val="22"/>
         </w:rPr>
-        <w:t>Los hiperparámetros se concentran en HiperparametrosModelo. El cliente los envía con los CSV y el backend entrena desde cero, registra procedencia, guarda atómicamente e invalida la versión cacheada. Cuarenta casos controlados calibran la fusión y 16 EML distintos, con cabeceras y MIME completos, quedan reservados para la evaluación final; ambos conjuntos son sintéticos y no estiman producción.</w:t>
+        <w:t>Los hiperparámetros se concentran en HiperparametrosModelo. El cliente los envía con los CSV y el backend entrena desde cero, registra procedencia, guarda atómicamente e invalida la versión cacheada. Cuarenta casos controlados calibran la fusión y 16 EML distintos, con cabeceras y MIME completos, quedan reservados para la evaluación final; ambos conjuntos son sintéticos. Un diagnóstico adicional usa 1.528 textos DIFrauD con licencia MIT, revisión y hash fijados, pero se etiqueta con riesgo de solapamiento de fuentes. Ninguna cifra estima producción.</w:t>
       </w:r>
     </w:p>
     <w:p>
@@ -1584,7 +1584,7 @@
           <w:color w:val="1F2937"/>
           <w:sz w:val="22"/>
         </w:rPr>
-        <w:t>La validación automatizada reúne 81 pruebas Python y 2 pruebas con Chromium. Incluye idioma determinista y el recorrido local Gmail EML -&gt; JSON -&gt; HTTP -&gt; backend -&gt; Telegram. GitHub Actions instala versiones fijadas, ejecuta Ruff, verifica calibración, regenera la evaluación y comprueba web-backend. OAuth real usa una lista E2E separada porque sus credenciales no pueden entrar en CI.</w:t>
+        <w:t>La validación automatizada reúne 87 pruebas Python y 2 pruebas con Chromium. Incluye idioma determinista y el recorrido local Gmail EML -&gt; JSON -&gt; HTTP -&gt; backend -&gt; Telegram. GitHub Actions instala versiones fijadas, ejecuta Ruff, verifica calibración, regenera la evaluación, comprueba el respaldo de defensa y recorre web-backend. OAuth real usa una lista E2E separada porque sus credenciales no pueden entrar en CI.</w:t>
       </w:r>
     </w:p>
     <w:p>

--- a/Guia_02_Tecnologias_y_decisiones.docx
+++ b/Guia_02_Tecnologias_y_decisiones.docx
@@ -351,7 +351,7 @@
                 <w:color w:val="1F2937"/>
                 <w:sz w:val="22"/>
               </w:rPr>
-              <w:t>Cliente web y capa de presentación</w:t>
+              <w:t>Cliente web con sistema visual compartido y adaptable</w:t>
             </w:r>
           </w:p>
         </w:tc>
@@ -368,7 +368,7 @@
                 <w:color w:val="1F2937"/>
                 <w:sz w:val="22"/>
               </w:rPr>
-              <w:t>Permite validar el flujo cliente-servidor con poco código de interfaz</w:t>
+              <w:t>Permite validar el flujo cliente-servidor con una interfaz coherente y poco código</w:t>
             </w:r>
           </w:p>
         </w:tc>

--- a/Guia_02_Tecnologias_y_decisiones.docx
+++ b/Guia_02_Tecnologias_y_decisiones.docx
@@ -1495,7 +1495,7 @@
           <w:color w:val="1F2937"/>
           <w:sz w:val="22"/>
         </w:rPr>
-        <w:t>Streamlit y el backend escuchan en loopback; --allow-remote exige un token administrativo de al menos 24 caracteres y los clientes exigen HTTPS para destinos remotos.</w:t>
+        <w:t>Por defecto Streamlit y el backend escuchan en loopback. Para una demo móvil puede abrirse solo Streamlit en 0.0.0.0:8501 y mantener el backend en 127.0.0.1:8766; no requiere --allow-remote, no es Internet y debe limitarse a una LAN privada de confianza. Un backend remoto sí exige HTTPS y controles adicionales.</w:t>
       </w:r>
     </w:p>
     <w:p>

--- a/Guia_02_Tecnologias_y_decisiones.docx
+++ b/Guia_02_Tecnologias_y_decisiones.docx
@@ -1560,7 +1560,7 @@
           <w:color w:val="1F2937"/>
           <w:sz w:val="22"/>
         </w:rPr>
-        <w:t>Los hiperparámetros se concentran en HiperparametrosModelo. El cliente los envía con los CSV y el backend entrena desde cero, registra procedencia, guarda atómicamente e invalida la versión cacheada. Cuarenta casos controlados calibran la fusión y 16 EML distintos, con cabeceras y MIME completos, quedan reservados para la evaluación final; ambos conjuntos son sintéticos. Un diagnóstico adicional usa 1.528 textos DIFrauD con licencia MIT, revisión y hash fijados, pero se etiqueta con riesgo de solapamiento de fuentes. Ninguna cifra estima producción.</w:t>
+        <w:t>Los hiperparámetros se concentran en HiperparametrosModelo. Los artefactos activos declaran 1.298 muestras de entrenamiento ES (686 phishing y 612 legítimas) y 164.971 EN (85.781 phishing y 79.190 legítimas). El cliente envía los CSV al backend, que entrena desde cero, registra procedencia, guarda atómicamente e invalida la versión cacheada. Cuarenta casos controlados calibran la fusión y 16 EML distintos quedan reservados para la evaluación final; ambos conjuntos son sintéticos. DIFrauD añade 1.528 textos con riesgo de solapamiento. Ninguna cifra estima producción.</w:t>
       </w:r>
     </w:p>
     <w:p>

--- a/Guia_02_Tecnologias_y_decisiones.docx
+++ b/Guia_02_Tecnologias_y_decisiones.docx
@@ -1560,7 +1560,7 @@
           <w:color w:val="1F2937"/>
           <w:sz w:val="22"/>
         </w:rPr>
-        <w:t>Los hiperparámetros se concentran en HiperparametrosModelo. Los artefactos activos declaran 1.298 muestras de entrenamiento ES (686 phishing y 612 legítimas) y 164.971 EN (85.781 phishing y 79.190 legítimas). El cliente envía los CSV al backend, que entrena desde cero, registra procedencia, guarda atómicamente e invalida la versión cacheada. Cuarenta casos controlados calibran la fusión y 16 EML distintos quedan reservados para la evaluación final; ambos conjuntos son sintéticos. DIFrauD añade 1.528 textos con riesgo de solapamiento. Ninguna cifra estima producción.</w:t>
+        <w:t>Los hiperparámetros se concentran en HiperparametrosModelo. El protocolo usa 1.148 textos ES para entrenar y 209 para probar; en inglés deduplica el agregado a 82.077 y lo divide con semilla 42 en 65.661/16.416. Los hashes y fuentes se verifican antes de reentrenar y los joblib no guardan textos brutos. Cuarenta casos controlados calibran la fusión y 16 EML distintos comprueban el sistema completo. DIFrauD añade 1.528 textos con riesgo de solapamiento. Ninguna cifra estima producción.</w:t>
       </w:r>
     </w:p>
     <w:p>
@@ -1584,7 +1584,7 @@
           <w:color w:val="1F2937"/>
           <w:sz w:val="22"/>
         </w:rPr>
-        <w:t>La validación automatizada reúne 87 pruebas Python y 2 pruebas con Chromium. Incluye idioma determinista y el recorrido local Gmail EML -&gt; JSON -&gt; HTTP -&gt; backend -&gt; Telegram. GitHub Actions instala versiones fijadas, ejecuta Ruff, verifica calibración, regenera la evaluación, comprueba el respaldo de defensa y recorre web-backend. OAuth real usa una lista E2E separada porque sus credenciales no pueden entrar en CI.</w:t>
+        <w:t>La validación automatizada reúne 89 pruebas Python y 2 pruebas con Chromium. Incluye idioma determinista y el recorrido local Gmail EML -&gt; JSON -&gt; HTTP -&gt; backend -&gt; Telegram. GitHub Actions instala versiones fijadas, ejecuta Ruff, verifica calibración, regenera la evaluación, comprueba el respaldo de defensa y recorre web-backend. OAuth real usa una lista E2E separada porque sus credenciales no pueden entrar en CI.</w:t>
       </w:r>
     </w:p>
     <w:p>
